--- a/Transition_Team_Reading_A_Job_Posting.docx
+++ b/Transition_Team_Reading_A_Job_Posting.docx
@@ -2,160 +2,1435 @@
 <file path=word/document.xml><?xml version="1.0" encoding="utf-8"?>
 <w:document xmlns:wpc="http://schemas.microsoft.com/office/word/2010/wordprocessingCanvas" xmlns:mo="http://schemas.microsoft.com/office/mac/office/2008/main" xmlns:mc="http://schemas.openxmlformats.org/markup-compatibility/2006" xmlns:mv="urn:schemas-microsoft-com:mac:vml" xmlns:o="urn:schemas-microsoft-com:office:office" xmlns:r="http://schemas.openxmlformats.org/officeDocument/2006/relationships" xmlns:m="http://schemas.openxmlformats.org/officeDocument/2006/math" xmlns:v="urn:schemas-microsoft-com:vml" xmlns:wp14="http://schemas.microsoft.com/office/word/2010/wordprocessingDrawing" xmlns:wp="http://schemas.openxmlformats.org/drawingml/2006/wordprocessingDrawing" xmlns:w10="urn:schemas-microsoft-com:office:word" xmlns:w="http://schemas.openxmlformats.org/wordprocessingml/2006/main" xmlns:w14="http://schemas.microsoft.com/office/word/2010/wordml" xmlns:wpg="http://schemas.microsoft.com/office/word/2010/wordprocessingGroup" xmlns:wpi="http://schemas.microsoft.com/office/word/2010/wordprocessingInk" xmlns:wne="http://schemas.microsoft.com/office/word/2006/wordml" xmlns:wps="http://schemas.microsoft.com/office/word/2010/wordprocessingShape" mc:Ignorable="w14 wp14">
   <w:body>
-    <w:p>
-      <w:pPr>
-        <w:jc w:val="center"/>
-      </w:pPr>
-      <w:r>
-        <w:rPr>
-          <w:b/>
-          <w:color w:val="D96C9F"/>
-          <w:sz w:val="40"/>
-        </w:rPr>
-        <w:t>TRANSITION TEAM ♡</w:t>
-      </w:r>
-    </w:p>
-    <w:p>
-      <w:pPr>
-        <w:jc w:val="center"/>
-      </w:pPr>
-      <w:r>
-        <w:rPr>
-          <w:b/>
-          <w:color w:val="5A2942"/>
-          <w:sz w:val="32"/>
-        </w:rPr>
-        <w:t>How to Read a Job Posting</w:t>
-      </w:r>
-    </w:p>
-    <w:p>
-      <w:pPr>
-        <w:jc w:val="center"/>
-      </w:pPr>
-      <w:r>
-        <w:rPr>
-          <w:color w:val="787878"/>
-          <w:sz w:val="18"/>
-        </w:rPr>
-        <w:t>JOB READINESS</w:t>
-      </w:r>
-    </w:p>
     <w:tbl>
       <w:tblPr>
         <w:tblW w:type="auto" w:w="0"/>
-        <w:tblLayout w:type="autofit"/>
+        <w:jc w:val="center"/>
+        <w:tblLayout w:type="fixed"/>
         <w:tblLook w:firstColumn="1" w:firstRow="1" w:lastColumn="0" w:lastRow="0" w:noHBand="0" w:noVBand="1" w:val="04A0"/>
       </w:tblPr>
       <w:tblGrid>
-        <w:gridCol w:w="10368"/>
+        <w:gridCol w:w="1440"/>
+        <w:gridCol w:w="9216"/>
       </w:tblGrid>
       <w:tr>
         <w:tc>
           <w:tcPr>
-            <w:tcW w:type="dxa" w:w="10368"/>
-            <w:shd w:fill="FCE8F1"/>
+            <w:tcW w:type="dxa" w:w="5328"/>
+            <w:shd w:fill="0B4F9E"/>
+          </w:tcPr>
+          <w:p>
+            <w:pPr>
+              <w:jc w:val="center"/>
+            </w:pPr>
+            <w:r>
+              <w:rPr>
+                <w:b/>
+                <w:color w:val="FFFFFF"/>
+                <w:sz w:val="52"/>
+              </w:rPr>
+              <w:t>🔎</w:t>
+            </w:r>
+          </w:p>
+        </w:tc>
+        <w:tc>
+          <w:tcPr>
+            <w:tcW w:type="dxa" w:w="5328"/>
+            <w:shd w:fill="F7C4D8"/>
           </w:tcPr>
           <w:p>
             <w:r>
               <w:rPr>
                 <w:b/>
-                <w:color w:val="5A2942"/>
+                <w:color w:val="082F65"/>
+                <w:sz w:val="44"/>
               </w:rPr>
-              <w:t>HOW TO USE THIS ACTIVITY</w:t>
+              <w:t>How to Read a Job Posting</w:t>
             </w:r>
           </w:p>
           <w:p>
             <w:r>
-              <w:t>• Give the student a real or sample job posting. Highlight required information using the checklist.</w:t>
-            </w:r>
-          </w:p>
-          <w:p>
-            <w:r>
-              <w:t>• The goal is to decide whether the student understands the job before applying.</w:t>
+              <w:rPr>
+                <w:i/>
+                <w:sz w:val="20"/>
+              </w:rPr>
+              <w:t>Job Readiness • realistic sample postings included</w:t>
             </w:r>
           </w:p>
         </w:tc>
       </w:tr>
     </w:tbl>
     <w:p/>
+    <w:tbl>
+      <w:tblPr>
+        <w:tblW w:type="auto" w:w="0"/>
+        <w:jc w:val="center"/>
+        <w:tblLook w:firstColumn="1" w:firstRow="1" w:lastColumn="0" w:lastRow="0" w:noHBand="0" w:noVBand="1" w:val="04A0"/>
+      </w:tblPr>
+      <w:tblGrid>
+        <w:gridCol w:w="10656"/>
+      </w:tblGrid>
+      <w:tr>
+        <w:tc>
+          <w:tcPr>
+            <w:tcW w:type="dxa" w:w="10656"/>
+            <w:shd w:fill="EAF2FB"/>
+            <w:tcMar>
+              <w:top w:w="120" w:type="dxa"/>
+              <w:start w:w="140" w:type="dxa"/>
+              <w:bottom w:w="120" w:type="dxa"/>
+              <w:end w:w="140" w:type="dxa"/>
+            </w:tcMar>
+          </w:tcPr>
+          <w:p>
+            <w:r>
+              <w:rPr>
+                <w:b/>
+                <w:color w:val="0B4F9E"/>
+              </w:rPr>
+              <w:t>FOR STAFF • 30-MINUTE SESSION</w:t>
+            </w:r>
+          </w:p>
+          <w:p>
+            <w:r>
+              <w:rPr>
+                <w:b/>
+              </w:rPr>
+              <w:t xml:space="preserve">Purpose: </w:t>
+            </w:r>
+            <w:r>
+              <w:t>Teach students to locate pay, schedule, duties, requirements, and hidden deal-breakers.</w:t>
+            </w:r>
+          </w:p>
+          <w:p>
+            <w:r>
+              <w:rPr>
+                <w:b/>
+              </w:rPr>
+              <w:t xml:space="preserve">Materials: </w:t>
+            </w:r>
+            <w:r>
+              <w:t>This packet + highlighter if available.</w:t>
+            </w:r>
+          </w:p>
+          <w:p>
+            <w:r>
+              <w:rPr>
+                <w:b/>
+              </w:rPr>
+              <w:t xml:space="preserve">Easy flow: </w:t>
+            </w:r>
+            <w:r>
+              <w:t>5 min: explain required vs preferred • 15 min: analyze postings • 5 min: compare • 5 min: discuss.</w:t>
+            </w:r>
+          </w:p>
+        </w:tc>
+      </w:tr>
+    </w:tbl>
+    <w:p>
+      <w:pPr>
+        <w:pStyle w:val="Heading1"/>
+      </w:pPr>
+      <w:r>
+        <w:t>Job Posting Detective Checklist</w:t>
+      </w:r>
+    </w:p>
+    <w:tbl>
+      <w:tblPr>
+        <w:tblW w:type="auto" w:w="0"/>
+        <w:jc w:val="center"/>
+        <w:tblLook w:firstColumn="1" w:firstRow="1" w:lastColumn="0" w:lastRow="0" w:noHBand="0" w:noVBand="1" w:val="04A0"/>
+      </w:tblPr>
+      <w:tblGrid>
+        <w:gridCol w:w="5328"/>
+        <w:gridCol w:w="5328"/>
+      </w:tblGrid>
+      <w:tr>
+        <w:tc>
+          <w:tcPr>
+            <w:tcW w:type="dxa" w:w="5328"/>
+            <w:tcMar>
+              <w:top w:w="80" w:type="dxa"/>
+              <w:start w:w="100" w:type="dxa"/>
+              <w:bottom w:w="80" w:type="dxa"/>
+              <w:end w:w="100" w:type="dxa"/>
+            </w:tcMar>
+          </w:tcPr>
+          <w:p>
+            <w:r>
+              <w:t>☐ Job title</w:t>
+            </w:r>
+          </w:p>
+        </w:tc>
+        <w:tc>
+          <w:tcPr>
+            <w:tcW w:type="dxa" w:w="5328"/>
+            <w:tcMar>
+              <w:top w:w="80" w:type="dxa"/>
+              <w:start w:w="100" w:type="dxa"/>
+              <w:bottom w:w="80" w:type="dxa"/>
+              <w:end w:w="100" w:type="dxa"/>
+            </w:tcMar>
+          </w:tcPr>
+          <w:p>
+            <w:r>
+              <w:t>☐ Hourly pay or salary</w:t>
+            </w:r>
+          </w:p>
+        </w:tc>
+      </w:tr>
+      <w:tr>
+        <w:tc>
+          <w:tcPr>
+            <w:tcW w:type="dxa" w:w="5328"/>
+            <w:tcMar>
+              <w:top w:w="80" w:type="dxa"/>
+              <w:start w:w="100" w:type="dxa"/>
+              <w:bottom w:w="80" w:type="dxa"/>
+              <w:end w:w="100" w:type="dxa"/>
+            </w:tcMar>
+          </w:tcPr>
+          <w:p>
+            <w:r>
+              <w:t>☐ Full-time or part-time</w:t>
+            </w:r>
+          </w:p>
+        </w:tc>
+        <w:tc>
+          <w:tcPr>
+            <w:tcW w:type="dxa" w:w="5328"/>
+            <w:tcMar>
+              <w:top w:w="80" w:type="dxa"/>
+              <w:start w:w="100" w:type="dxa"/>
+              <w:bottom w:w="80" w:type="dxa"/>
+              <w:end w:w="100" w:type="dxa"/>
+            </w:tcMar>
+          </w:tcPr>
+          <w:p>
+            <w:r>
+              <w:t>☐ Days/hours</w:t>
+            </w:r>
+          </w:p>
+        </w:tc>
+      </w:tr>
+      <w:tr>
+        <w:tc>
+          <w:tcPr>
+            <w:tcW w:type="dxa" w:w="5328"/>
+            <w:tcMar>
+              <w:top w:w="80" w:type="dxa"/>
+              <w:start w:w="100" w:type="dxa"/>
+              <w:bottom w:w="80" w:type="dxa"/>
+              <w:end w:w="100" w:type="dxa"/>
+            </w:tcMar>
+          </w:tcPr>
+          <w:p>
+            <w:r>
+              <w:t>☐ Weekend requirement</w:t>
+            </w:r>
+          </w:p>
+        </w:tc>
+        <w:tc>
+          <w:tcPr>
+            <w:tcW w:type="dxa" w:w="5328"/>
+            <w:tcMar>
+              <w:top w:w="80" w:type="dxa"/>
+              <w:start w:w="100" w:type="dxa"/>
+              <w:bottom w:w="80" w:type="dxa"/>
+              <w:end w:w="100" w:type="dxa"/>
+            </w:tcMar>
+          </w:tcPr>
+          <w:p>
+            <w:r>
+              <w:t>☐ Main duties</w:t>
+            </w:r>
+          </w:p>
+        </w:tc>
+      </w:tr>
+      <w:tr>
+        <w:tc>
+          <w:tcPr>
+            <w:tcW w:type="dxa" w:w="5328"/>
+            <w:tcMar>
+              <w:top w:w="80" w:type="dxa"/>
+              <w:start w:w="100" w:type="dxa"/>
+              <w:bottom w:w="80" w:type="dxa"/>
+              <w:end w:w="100" w:type="dxa"/>
+            </w:tcMar>
+          </w:tcPr>
+          <w:p>
+            <w:r>
+              <w:t>☐ Required qualifications</w:t>
+            </w:r>
+          </w:p>
+        </w:tc>
+        <w:tc>
+          <w:tcPr>
+            <w:tcW w:type="dxa" w:w="5328"/>
+            <w:tcMar>
+              <w:top w:w="80" w:type="dxa"/>
+              <w:start w:w="100" w:type="dxa"/>
+              <w:bottom w:w="80" w:type="dxa"/>
+              <w:end w:w="100" w:type="dxa"/>
+            </w:tcMar>
+          </w:tcPr>
+          <w:p>
+            <w:r>
+              <w:t>☐ Preferred qualifications</w:t>
+            </w:r>
+          </w:p>
+        </w:tc>
+      </w:tr>
+      <w:tr>
+        <w:tc>
+          <w:tcPr>
+            <w:tcW w:type="dxa" w:w="5328"/>
+            <w:tcMar>
+              <w:top w:w="80" w:type="dxa"/>
+              <w:start w:w="100" w:type="dxa"/>
+              <w:bottom w:w="80" w:type="dxa"/>
+              <w:end w:w="100" w:type="dxa"/>
+            </w:tcMar>
+          </w:tcPr>
+          <w:p>
+            <w:r>
+              <w:t>☐ Physical requirements</w:t>
+            </w:r>
+          </w:p>
+        </w:tc>
+        <w:tc>
+          <w:tcPr>
+            <w:tcW w:type="dxa" w:w="5328"/>
+            <w:tcMar>
+              <w:top w:w="80" w:type="dxa"/>
+              <w:start w:w="100" w:type="dxa"/>
+              <w:bottom w:w="80" w:type="dxa"/>
+              <w:end w:w="100" w:type="dxa"/>
+            </w:tcMar>
+          </w:tcPr>
+          <w:p>
+            <w:r>
+              <w:t>☐ Transportation/location</w:t>
+            </w:r>
+          </w:p>
+        </w:tc>
+      </w:tr>
+      <w:tr>
+        <w:tc>
+          <w:tcPr>
+            <w:tcW w:type="dxa" w:w="5328"/>
+            <w:tcMar>
+              <w:top w:w="80" w:type="dxa"/>
+              <w:start w:w="100" w:type="dxa"/>
+              <w:bottom w:w="80" w:type="dxa"/>
+              <w:end w:w="100" w:type="dxa"/>
+            </w:tcMar>
+          </w:tcPr>
+          <w:p>
+            <w:r>
+              <w:t>☐ Benefits</w:t>
+            </w:r>
+          </w:p>
+        </w:tc>
+        <w:tc>
+          <w:tcPr>
+            <w:tcW w:type="dxa" w:w="5328"/>
+            <w:tcMar>
+              <w:top w:w="80" w:type="dxa"/>
+              <w:start w:w="100" w:type="dxa"/>
+              <w:bottom w:w="80" w:type="dxa"/>
+              <w:end w:w="100" w:type="dxa"/>
+            </w:tcMar>
+          </w:tcPr>
+          <w:p>
+            <w:r>
+              <w:t>☐ How to apply</w:t>
+            </w:r>
+          </w:p>
+        </w:tc>
+      </w:tr>
+    </w:tbl>
     <w:p>
       <w:r>
-        <w:rPr>
-          <w:b/>
-          <w:color w:val="5A2942"/>
-        </w:rPr>
-        <w:t>Find and mark:</w:t>
+        <w:br w:type="page"/>
       </w:r>
+    </w:p>
+    <w:p>
+      <w:pPr>
+        <w:pStyle w:val="Heading1"/>
+      </w:pPr>
       <w:r>
-        <w:t xml:space="preserve"> job title, employer, location, schedule, pay if listed, minimum age, education, experience, required skills, physical requirements, application instructions, deadline/contact.</w:t>
+        <w:t>Sample Job Posting 1</w:t>
+      </w:r>
+    </w:p>
+    <w:tbl>
+      <w:tblPr>
+        <w:tblW w:type="auto" w:w="0"/>
+        <w:jc w:val="center"/>
+        <w:tblLook w:firstColumn="1" w:firstRow="1" w:lastColumn="0" w:lastRow="0" w:noHBand="0" w:noVBand="1" w:val="04A0"/>
+      </w:tblPr>
+      <w:tblGrid>
+        <w:gridCol w:w="5328"/>
+        <w:gridCol w:w="5328"/>
+      </w:tblGrid>
+      <w:tr>
+        <w:tc>
+          <w:tcPr>
+            <w:tcW w:type="dxa" w:w="5328"/>
+            <w:shd w:fill="0B4F9E"/>
+          </w:tcPr>
+          <w:p>
+            <w:r>
+              <w:rPr>
+                <w:color w:val="FFFFFF"/>
+              </w:rPr>
+              <w:t>POSITION</w:t>
+            </w:r>
+          </w:p>
+        </w:tc>
+        <w:tc>
+          <w:tcPr>
+            <w:tcW w:type="dxa" w:w="5328"/>
+          </w:tcPr>
+          <w:p>
+            <w:r>
+              <w:t>Grocery Stock Associate</w:t>
+            </w:r>
+          </w:p>
+        </w:tc>
+      </w:tr>
+      <w:tr>
+        <w:tc>
+          <w:tcPr>
+            <w:tcW w:type="dxa" w:w="5328"/>
+            <w:shd w:fill="0B4F9E"/>
+          </w:tcPr>
+          <w:p>
+            <w:r>
+              <w:rPr>
+                <w:color w:val="FFFFFF"/>
+              </w:rPr>
+              <w:t>PAY</w:t>
+            </w:r>
+          </w:p>
+        </w:tc>
+        <w:tc>
+          <w:tcPr>
+            <w:tcW w:type="dxa" w:w="5328"/>
+          </w:tcPr>
+          <w:p>
+            <w:r>
+              <w:t>$14.50/hour</w:t>
+            </w:r>
+          </w:p>
+        </w:tc>
+      </w:tr>
+      <w:tr>
+        <w:tc>
+          <w:tcPr>
+            <w:tcW w:type="dxa" w:w="5328"/>
+            <w:shd w:fill="0B4F9E"/>
+          </w:tcPr>
+          <w:p>
+            <w:r>
+              <w:rPr>
+                <w:color w:val="FFFFFF"/>
+              </w:rPr>
+              <w:t>STATUS</w:t>
+            </w:r>
+          </w:p>
+        </w:tc>
+        <w:tc>
+          <w:tcPr>
+            <w:tcW w:type="dxa" w:w="5328"/>
+          </w:tcPr>
+          <w:p>
+            <w:r>
+              <w:t>Part-time • 20-28 hrs/week</w:t>
+            </w:r>
+          </w:p>
+        </w:tc>
+      </w:tr>
+      <w:tr>
+        <w:tc>
+          <w:tcPr>
+            <w:tcW w:type="dxa" w:w="5328"/>
+            <w:shd w:fill="0B4F9E"/>
+          </w:tcPr>
+          <w:p>
+            <w:r>
+              <w:rPr>
+                <w:color w:val="FFFFFF"/>
+              </w:rPr>
+              <w:t>SCHEDULE</w:t>
+            </w:r>
+          </w:p>
+        </w:tc>
+        <w:tc>
+          <w:tcPr>
+            <w:tcW w:type="dxa" w:w="5328"/>
+          </w:tcPr>
+          <w:p>
+            <w:r>
+              <w:t>Afternoons/evenings; some weekends required</w:t>
+            </w:r>
+          </w:p>
+        </w:tc>
+      </w:tr>
+    </w:tbl>
+    <w:p>
+      <w:pPr>
+        <w:pStyle w:val="Heading2"/>
+      </w:pPr>
+      <w:r>
+        <w:t>What You Would Do</w:t>
+      </w:r>
+    </w:p>
+    <w:p>
+      <w:r>
+        <w:t>☐ Stock shelves and rotate products</w:t>
+      </w:r>
+    </w:p>
+    <w:p>
+      <w:r>
+        <w:t>☐ Unload deliveries</w:t>
+      </w:r>
+    </w:p>
+    <w:p>
+      <w:r>
+        <w:t>☐ Help customers locate items</w:t>
+      </w:r>
+    </w:p>
+    <w:p>
+      <w:r>
+        <w:t>☐ Keep aisles clean</w:t>
+      </w:r>
+    </w:p>
+    <w:p>
+      <w:pPr>
+        <w:pStyle w:val="Heading2"/>
+      </w:pPr>
+      <w:r>
+        <w:t>Requirements</w:t>
+      </w:r>
+    </w:p>
+    <w:p>
+      <w:r>
+        <w:t>☐ Must be 16+</w:t>
+      </w:r>
+    </w:p>
+    <w:p>
+      <w:r>
+        <w:t>☐ Able to lift up to 40 lb</w:t>
+      </w:r>
+    </w:p>
+    <w:p>
+      <w:r>
+        <w:t>☐ Reliable attendance</w:t>
+      </w:r>
+    </w:p>
+    <w:p>
+      <w:pPr>
+        <w:pStyle w:val="Heading2"/>
+      </w:pPr>
+      <w:r>
+        <w:t>Preferred</w:t>
+      </w:r>
+    </w:p>
+    <w:p>
+      <w:r>
+        <w:t>☐ Previous retail experience preferred, not required</w:t>
+      </w:r>
+    </w:p>
+    <w:p>
+      <w:pPr>
+        <w:pStyle w:val="Heading2"/>
+      </w:pPr>
+      <w:r>
+        <w:t>Job Posting Detective</w:t>
       </w:r>
     </w:p>
     <w:p>
       <w:r>
         <w:rPr>
           <w:b/>
-          <w:color w:val="5A2942"/>
         </w:rPr>
-        <w:t>Red flags/questions:</w:t>
+        <w:t xml:space="preserve">What is the pay? </w:t>
       </w:r>
       <w:r>
-        <w:t xml:space="preserve"> Do I have transportation? Can I work the schedule? Do I meet the minimum requirements? What should I ask before accepting?</w:t>
-      </w:r>
-    </w:p>
-    <w:p/>
-    <w:p>
-      <w:r>
-        <w:t>Student: ______________________________    Date: ______________</w:t>
+        <w:t>______________________________________________________________________________</w:t>
       </w:r>
     </w:p>
     <w:p>
       <w:r>
-        <w:t>Notes / Reflection:</w:t>
+        <w:rPr>
+          <w:b/>
+        </w:rPr>
+        <w:t xml:space="preserve">Write one schedule requirement. </w:t>
+      </w:r>
+      <w:r>
+        <w:t>______________________________________________________________________________</w:t>
       </w:r>
     </w:p>
     <w:p>
       <w:r>
-        <w:t>________________________________________________________________________________</w:t>
+        <w:rPr>
+          <w:b/>
+        </w:rPr>
+        <w:t xml:space="preserve">Name two duties. </w:t>
+      </w:r>
+      <w:r>
+        <w:t>______________________________________________________________________________</w:t>
       </w:r>
     </w:p>
     <w:p>
       <w:r>
-        <w:t>________________________________________________________________________________</w:t>
+        <w:rPr>
+          <w:b/>
+        </w:rPr>
+        <w:t xml:space="preserve">What is REQUIRED? </w:t>
+      </w:r>
+      <w:r>
+        <w:t>______________________________________________________________________________</w:t>
       </w:r>
     </w:p>
     <w:p>
       <w:r>
-        <w:t>________________________________________________________________________________</w:t>
+        <w:rPr>
+          <w:b/>
+        </w:rPr>
+        <w:t xml:space="preserve">What is only PREFERRED? </w:t>
+      </w:r>
+      <w:r>
+        <w:t>______________________________________________________________________________</w:t>
       </w:r>
     </w:p>
     <w:p>
       <w:r>
-        <w:t>________________________________________________________________________________</w:t>
+        <w:rPr>
+          <w:b/>
+        </w:rPr>
+        <w:t xml:space="preserve">Circle one detail that could be a deal-breaker for some applicants. </w:t>
+      </w:r>
+      <w:r>
+        <w:t>______________________________________________________________________________</w:t>
+      </w:r>
+    </w:p>
+    <w:p>
+      <w:r>
+        <w:rPr>
+          <w:b/>
+        </w:rPr>
+        <w:t xml:space="preserve">Would you apply? Use TWO facts from the posting. </w:t>
+      </w:r>
+      <w:r>
+        <w:t>______________________________________________________________________________</w:t>
+      </w:r>
+    </w:p>
+    <w:p>
+      <w:r>
+        <w:br w:type="page"/>
+      </w:r>
+    </w:p>
+    <w:p>
+      <w:pPr>
+        <w:pStyle w:val="Heading1"/>
+      </w:pPr>
+      <w:r>
+        <w:t>Sample Job Posting 2</w:t>
+      </w:r>
+    </w:p>
+    <w:tbl>
+      <w:tblPr>
+        <w:tblW w:type="auto" w:w="0"/>
+        <w:jc w:val="center"/>
+        <w:tblLook w:firstColumn="1" w:firstRow="1" w:lastColumn="0" w:lastRow="0" w:noHBand="0" w:noVBand="1" w:val="04A0"/>
+      </w:tblPr>
+      <w:tblGrid>
+        <w:gridCol w:w="5328"/>
+        <w:gridCol w:w="5328"/>
+      </w:tblGrid>
+      <w:tr>
+        <w:tc>
+          <w:tcPr>
+            <w:tcW w:type="dxa" w:w="5328"/>
+            <w:shd w:fill="0B4F9E"/>
+          </w:tcPr>
+          <w:p>
+            <w:r>
+              <w:rPr>
+                <w:color w:val="FFFFFF"/>
+              </w:rPr>
+              <w:t>POSITION</w:t>
+            </w:r>
+          </w:p>
+        </w:tc>
+        <w:tc>
+          <w:tcPr>
+            <w:tcW w:type="dxa" w:w="5328"/>
+          </w:tcPr>
+          <w:p>
+            <w:r>
+              <w:t>Auto Detail Assistant</w:t>
+            </w:r>
+          </w:p>
+        </w:tc>
+      </w:tr>
+      <w:tr>
+        <w:tc>
+          <w:tcPr>
+            <w:tcW w:type="dxa" w:w="5328"/>
+            <w:shd w:fill="0B4F9E"/>
+          </w:tcPr>
+          <w:p>
+            <w:r>
+              <w:rPr>
+                <w:color w:val="FFFFFF"/>
+              </w:rPr>
+              <w:t>PAY</w:t>
+            </w:r>
+          </w:p>
+        </w:tc>
+        <w:tc>
+          <w:tcPr>
+            <w:tcW w:type="dxa" w:w="5328"/>
+          </w:tcPr>
+          <w:p>
+            <w:r>
+              <w:t>$15.75/hour</w:t>
+            </w:r>
+          </w:p>
+        </w:tc>
+      </w:tr>
+      <w:tr>
+        <w:tc>
+          <w:tcPr>
+            <w:tcW w:type="dxa" w:w="5328"/>
+            <w:shd w:fill="0B4F9E"/>
+          </w:tcPr>
+          <w:p>
+            <w:r>
+              <w:rPr>
+                <w:color w:val="FFFFFF"/>
+              </w:rPr>
+              <w:t>STATUS</w:t>
+            </w:r>
+          </w:p>
+        </w:tc>
+        <w:tc>
+          <w:tcPr>
+            <w:tcW w:type="dxa" w:w="5328"/>
+          </w:tcPr>
+          <w:p>
+            <w:r>
+              <w:t>Part-time • 24-30 hrs/week</w:t>
+            </w:r>
+          </w:p>
+        </w:tc>
+      </w:tr>
+      <w:tr>
+        <w:tc>
+          <w:tcPr>
+            <w:tcW w:type="dxa" w:w="5328"/>
+            <w:shd w:fill="0B4F9E"/>
+          </w:tcPr>
+          <w:p>
+            <w:r>
+              <w:rPr>
+                <w:color w:val="FFFFFF"/>
+              </w:rPr>
+              <w:t>SCHEDULE</w:t>
+            </w:r>
+          </w:p>
+        </w:tc>
+        <w:tc>
+          <w:tcPr>
+            <w:tcW w:type="dxa" w:w="5328"/>
+          </w:tcPr>
+          <w:p>
+            <w:r>
+              <w:t>Mon-Fri 2:30-7:30 PM; Saturday rotation</w:t>
+            </w:r>
+          </w:p>
+        </w:tc>
+      </w:tr>
+    </w:tbl>
+    <w:p>
+      <w:pPr>
+        <w:pStyle w:val="Heading2"/>
+      </w:pPr>
+      <w:r>
+        <w:t>What You Would Do</w:t>
+      </w:r>
+    </w:p>
+    <w:p>
+      <w:r>
+        <w:t>☐ Vacuum and wipe interiors</w:t>
+      </w:r>
+    </w:p>
+    <w:p>
+      <w:r>
+        <w:t>☐ Wash exterior surfaces</w:t>
+      </w:r>
+    </w:p>
+    <w:p>
+      <w:r>
+        <w:t>☐ Move supplies</w:t>
+      </w:r>
+    </w:p>
+    <w:p>
+      <w:r>
+        <w:t>☐ Follow chemical-safety directions</w:t>
+      </w:r>
+    </w:p>
+    <w:p>
+      <w:pPr>
+        <w:pStyle w:val="Heading2"/>
+      </w:pPr>
+      <w:r>
+        <w:t>Requirements</w:t>
+      </w:r>
+    </w:p>
+    <w:p>
+      <w:r>
+        <w:t>☐ Valid driver's license preferred for moving vehicles</w:t>
+      </w:r>
+    </w:p>
+    <w:p>
+      <w:r>
+        <w:t>☐ Able to work outdoors</w:t>
+      </w:r>
+    </w:p>
+    <w:p>
+      <w:r>
+        <w:t>☐ Able to stand for long periods</w:t>
+      </w:r>
+    </w:p>
+    <w:p>
+      <w:pPr>
+        <w:pStyle w:val="Heading2"/>
+      </w:pPr>
+      <w:r>
+        <w:t>Preferred</w:t>
+      </w:r>
+    </w:p>
+    <w:p>
+      <w:r>
+        <w:t>☐ Detailing experience helpful</w:t>
+      </w:r>
+    </w:p>
+    <w:p>
+      <w:pPr>
+        <w:pStyle w:val="Heading2"/>
+      </w:pPr>
+      <w:r>
+        <w:t>Job Posting Detective</w:t>
+      </w:r>
+    </w:p>
+    <w:p>
+      <w:r>
+        <w:rPr>
+          <w:b/>
+        </w:rPr>
+        <w:t xml:space="preserve">What is the pay? </w:t>
+      </w:r>
+      <w:r>
+        <w:t>______________________________________________________________________________</w:t>
+      </w:r>
+    </w:p>
+    <w:p>
+      <w:r>
+        <w:rPr>
+          <w:b/>
+        </w:rPr>
+        <w:t xml:space="preserve">Write one schedule requirement. </w:t>
+      </w:r>
+      <w:r>
+        <w:t>______________________________________________________________________________</w:t>
+      </w:r>
+    </w:p>
+    <w:p>
+      <w:r>
+        <w:rPr>
+          <w:b/>
+        </w:rPr>
+        <w:t xml:space="preserve">Name two duties. </w:t>
+      </w:r>
+      <w:r>
+        <w:t>______________________________________________________________________________</w:t>
+      </w:r>
+    </w:p>
+    <w:p>
+      <w:r>
+        <w:rPr>
+          <w:b/>
+        </w:rPr>
+        <w:t xml:space="preserve">What is REQUIRED? </w:t>
+      </w:r>
+      <w:r>
+        <w:t>______________________________________________________________________________</w:t>
+      </w:r>
+    </w:p>
+    <w:p>
+      <w:r>
+        <w:rPr>
+          <w:b/>
+        </w:rPr>
+        <w:t xml:space="preserve">What is only PREFERRED? </w:t>
+      </w:r>
+      <w:r>
+        <w:t>______________________________________________________________________________</w:t>
+      </w:r>
+    </w:p>
+    <w:p>
+      <w:r>
+        <w:rPr>
+          <w:b/>
+        </w:rPr>
+        <w:t xml:space="preserve">Circle one detail that could be a deal-breaker for some applicants. </w:t>
+      </w:r>
+      <w:r>
+        <w:t>______________________________________________________________________________</w:t>
+      </w:r>
+    </w:p>
+    <w:p>
+      <w:r>
+        <w:rPr>
+          <w:b/>
+        </w:rPr>
+        <w:t xml:space="preserve">Would you apply? Use TWO facts from the posting. </w:t>
+      </w:r>
+      <w:r>
+        <w:t>______________________________________________________________________________</w:t>
+      </w:r>
+    </w:p>
+    <w:p>
+      <w:r>
+        <w:br w:type="page"/>
+      </w:r>
+    </w:p>
+    <w:p>
+      <w:pPr>
+        <w:pStyle w:val="Heading1"/>
+      </w:pPr>
+      <w:r>
+        <w:t>Sample Job Posting 3</w:t>
+      </w:r>
+    </w:p>
+    <w:tbl>
+      <w:tblPr>
+        <w:tblW w:type="auto" w:w="0"/>
+        <w:jc w:val="center"/>
+        <w:tblLook w:firstColumn="1" w:firstRow="1" w:lastColumn="0" w:lastRow="0" w:noHBand="0" w:noVBand="1" w:val="04A0"/>
+      </w:tblPr>
+      <w:tblGrid>
+        <w:gridCol w:w="5328"/>
+        <w:gridCol w:w="5328"/>
+      </w:tblGrid>
+      <w:tr>
+        <w:tc>
+          <w:tcPr>
+            <w:tcW w:type="dxa" w:w="5328"/>
+            <w:shd w:fill="0B4F9E"/>
+          </w:tcPr>
+          <w:p>
+            <w:r>
+              <w:rPr>
+                <w:color w:val="FFFFFF"/>
+              </w:rPr>
+              <w:t>POSITION</w:t>
+            </w:r>
+          </w:p>
+        </w:tc>
+        <w:tc>
+          <w:tcPr>
+            <w:tcW w:type="dxa" w:w="5328"/>
+          </w:tcPr>
+          <w:p>
+            <w:r>
+              <w:t>Childcare Program Assistant</w:t>
+            </w:r>
+          </w:p>
+        </w:tc>
+      </w:tr>
+      <w:tr>
+        <w:tc>
+          <w:tcPr>
+            <w:tcW w:type="dxa" w:w="5328"/>
+            <w:shd w:fill="0B4F9E"/>
+          </w:tcPr>
+          <w:p>
+            <w:r>
+              <w:rPr>
+                <w:color w:val="FFFFFF"/>
+              </w:rPr>
+              <w:t>PAY</w:t>
+            </w:r>
+          </w:p>
+        </w:tc>
+        <w:tc>
+          <w:tcPr>
+            <w:tcW w:type="dxa" w:w="5328"/>
+          </w:tcPr>
+          <w:p>
+            <w:r>
+              <w:t>$13.25/hour</w:t>
+            </w:r>
+          </w:p>
+        </w:tc>
+      </w:tr>
+      <w:tr>
+        <w:tc>
+          <w:tcPr>
+            <w:tcW w:type="dxa" w:w="5328"/>
+            <w:shd w:fill="0B4F9E"/>
+          </w:tcPr>
+          <w:p>
+            <w:r>
+              <w:rPr>
+                <w:color w:val="FFFFFF"/>
+              </w:rPr>
+              <w:t>STATUS</w:t>
+            </w:r>
+          </w:p>
+        </w:tc>
+        <w:tc>
+          <w:tcPr>
+            <w:tcW w:type="dxa" w:w="5328"/>
+          </w:tcPr>
+          <w:p>
+            <w:r>
+              <w:t>Part-time • 15-20 hrs/week</w:t>
+            </w:r>
+          </w:p>
+        </w:tc>
+      </w:tr>
+      <w:tr>
+        <w:tc>
+          <w:tcPr>
+            <w:tcW w:type="dxa" w:w="5328"/>
+            <w:shd w:fill="0B4F9E"/>
+          </w:tcPr>
+          <w:p>
+            <w:r>
+              <w:rPr>
+                <w:color w:val="FFFFFF"/>
+              </w:rPr>
+              <w:t>SCHEDULE</w:t>
+            </w:r>
+          </w:p>
+        </w:tc>
+        <w:tc>
+          <w:tcPr>
+            <w:tcW w:type="dxa" w:w="5328"/>
+          </w:tcPr>
+          <w:p>
+            <w:r>
+              <w:t>School days 3:00-6:00 PM</w:t>
+            </w:r>
+          </w:p>
+        </w:tc>
+      </w:tr>
+    </w:tbl>
+    <w:p>
+      <w:pPr>
+        <w:pStyle w:val="Heading2"/>
+      </w:pPr>
+      <w:r>
+        <w:t>What You Would Do</w:t>
+      </w:r>
+    </w:p>
+    <w:p>
+      <w:r>
+        <w:t>☐ Supervise activities</w:t>
+      </w:r>
+    </w:p>
+    <w:p>
+      <w:r>
+        <w:t>☐ Prepare simple snacks</w:t>
+      </w:r>
+    </w:p>
+    <w:p>
+      <w:r>
+        <w:t>☐ Clean activity areas</w:t>
+      </w:r>
+    </w:p>
+    <w:p>
+      <w:r>
+        <w:t>☐ Communicate with families and staff</w:t>
+      </w:r>
+    </w:p>
+    <w:p>
+      <w:pPr>
+        <w:pStyle w:val="Heading2"/>
+      </w:pPr>
+      <w:r>
+        <w:t>Requirements</w:t>
+      </w:r>
+    </w:p>
+    <w:p>
+      <w:r>
+        <w:t>☐ Must be dependable</w:t>
+      </w:r>
+    </w:p>
+    <w:p>
+      <w:r>
+        <w:t>☐ Background check required if 18+</w:t>
+      </w:r>
+    </w:p>
+    <w:p>
+      <w:r>
+        <w:t>☐ Comfortable working with children</w:t>
+      </w:r>
+    </w:p>
+    <w:p>
+      <w:pPr>
+        <w:pStyle w:val="Heading2"/>
+      </w:pPr>
+      <w:r>
+        <w:t>Preferred</w:t>
+      </w:r>
+    </w:p>
+    <w:p>
+      <w:r>
+        <w:t>☐ CPR/First Aid preferred</w:t>
+      </w:r>
+    </w:p>
+    <w:p>
+      <w:pPr>
+        <w:pStyle w:val="Heading2"/>
+      </w:pPr>
+      <w:r>
+        <w:t>Job Posting Detective</w:t>
+      </w:r>
+    </w:p>
+    <w:p>
+      <w:r>
+        <w:rPr>
+          <w:b/>
+        </w:rPr>
+        <w:t xml:space="preserve">What is the pay? </w:t>
+      </w:r>
+      <w:r>
+        <w:t>______________________________________________________________________________</w:t>
+      </w:r>
+    </w:p>
+    <w:p>
+      <w:r>
+        <w:rPr>
+          <w:b/>
+        </w:rPr>
+        <w:t xml:space="preserve">Write one schedule requirement. </w:t>
+      </w:r>
+      <w:r>
+        <w:t>______________________________________________________________________________</w:t>
+      </w:r>
+    </w:p>
+    <w:p>
+      <w:r>
+        <w:rPr>
+          <w:b/>
+        </w:rPr>
+        <w:t xml:space="preserve">Name two duties. </w:t>
+      </w:r>
+      <w:r>
+        <w:t>______________________________________________________________________________</w:t>
+      </w:r>
+    </w:p>
+    <w:p>
+      <w:r>
+        <w:rPr>
+          <w:b/>
+        </w:rPr>
+        <w:t xml:space="preserve">What is REQUIRED? </w:t>
+      </w:r>
+      <w:r>
+        <w:t>______________________________________________________________________________</w:t>
+      </w:r>
+    </w:p>
+    <w:p>
+      <w:r>
+        <w:rPr>
+          <w:b/>
+        </w:rPr>
+        <w:t xml:space="preserve">What is only PREFERRED? </w:t>
+      </w:r>
+      <w:r>
+        <w:t>______________________________________________________________________________</w:t>
+      </w:r>
+    </w:p>
+    <w:p>
+      <w:r>
+        <w:rPr>
+          <w:b/>
+        </w:rPr>
+        <w:t xml:space="preserve">Circle one detail that could be a deal-breaker for some applicants. </w:t>
+      </w:r>
+      <w:r>
+        <w:t>______________________________________________________________________________</w:t>
+      </w:r>
+    </w:p>
+    <w:p>
+      <w:r>
+        <w:rPr>
+          <w:b/>
+        </w:rPr>
+        <w:t xml:space="preserve">Would you apply? Use TWO facts from the posting. </w:t>
+      </w:r>
+      <w:r>
+        <w:t>______________________________________________________________________________</w:t>
+      </w:r>
+    </w:p>
+    <w:p>
+      <w:r>
+        <w:br w:type="page"/>
+      </w:r>
+    </w:p>
+    <w:p>
+      <w:pPr>
+        <w:pStyle w:val="Heading1"/>
+      </w:pPr>
+      <w:r>
+        <w:t>Compare the Three Jobs</w:t>
+      </w:r>
+    </w:p>
+    <w:tbl>
+      <w:tblPr>
+        <w:tblStyle w:val="TableGrid"/>
+        <w:tblW w:type="auto" w:w="0"/>
+        <w:tblLook w:firstColumn="1" w:firstRow="1" w:lastColumn="0" w:lastRow="0" w:noHBand="0" w:noVBand="1" w:val="04A0"/>
+      </w:tblPr>
+      <w:tblGrid>
+        <w:gridCol w:w="2131"/>
+        <w:gridCol w:w="2131"/>
+        <w:gridCol w:w="2131"/>
+        <w:gridCol w:w="2131"/>
+        <w:gridCol w:w="2131"/>
+      </w:tblGrid>
+      <w:tr>
+        <w:tc>
+          <w:tcPr>
+            <w:tcW w:type="dxa" w:w="2131"/>
+            <w:shd w:fill="F7C4D8"/>
+          </w:tcPr>
+          <w:p>
+            <w:r>
+              <w:t>Job</w:t>
+            </w:r>
+          </w:p>
+        </w:tc>
+        <w:tc>
+          <w:tcPr>
+            <w:tcW w:type="dxa" w:w="2131"/>
+            <w:shd w:fill="F7C4D8"/>
+          </w:tcPr>
+          <w:p>
+            <w:r>
+              <w:t>Pay</w:t>
+            </w:r>
+          </w:p>
+        </w:tc>
+        <w:tc>
+          <w:tcPr>
+            <w:tcW w:type="dxa" w:w="2131"/>
+            <w:shd w:fill="F7C4D8"/>
+          </w:tcPr>
+          <w:p>
+            <w:r>
+              <w:t>Schedule Fit?</w:t>
+            </w:r>
+          </w:p>
+        </w:tc>
+        <w:tc>
+          <w:tcPr>
+            <w:tcW w:type="dxa" w:w="2131"/>
+            <w:shd w:fill="F7C4D8"/>
+          </w:tcPr>
+          <w:p>
+            <w:r>
+              <w:t>Biggest Requirement</w:t>
+            </w:r>
+          </w:p>
+        </w:tc>
+        <w:tc>
+          <w:tcPr>
+            <w:tcW w:type="dxa" w:w="2131"/>
+            <w:shd w:fill="F7C4D8"/>
+          </w:tcPr>
+          <w:p>
+            <w:r>
+              <w:t>My Rank</w:t>
+            </w:r>
+          </w:p>
+        </w:tc>
+      </w:tr>
+      <w:tr>
+        <w:tc>
+          <w:tcPr>
+            <w:tcW w:type="dxa" w:w="2131"/>
+          </w:tcPr>
+          <w:p>
+            <w:r>
+              <w:t>Grocery Stock Associate</w:t>
+            </w:r>
+          </w:p>
+        </w:tc>
+        <w:tc>
+          <w:tcPr>
+            <w:tcW w:type="dxa" w:w="2131"/>
+          </w:tcPr>
+          <w:p>
+            <w:r>
+              <w:t>$14.50/hour</w:t>
+            </w:r>
+          </w:p>
+        </w:tc>
+        <w:tc>
+          <w:tcPr>
+            <w:tcW w:type="dxa" w:w="2131"/>
+          </w:tcPr>
+          <w:p/>
+        </w:tc>
+        <w:tc>
+          <w:tcPr>
+            <w:tcW w:type="dxa" w:w="2131"/>
+          </w:tcPr>
+          <w:p/>
+        </w:tc>
+        <w:tc>
+          <w:tcPr>
+            <w:tcW w:type="dxa" w:w="2131"/>
+          </w:tcPr>
+          <w:p/>
+        </w:tc>
+      </w:tr>
+      <w:tr>
+        <w:tc>
+          <w:tcPr>
+            <w:tcW w:type="dxa" w:w="2131"/>
+          </w:tcPr>
+          <w:p>
+            <w:r>
+              <w:t>Auto Detail Assistant</w:t>
+            </w:r>
+          </w:p>
+        </w:tc>
+        <w:tc>
+          <w:tcPr>
+            <w:tcW w:type="dxa" w:w="2131"/>
+          </w:tcPr>
+          <w:p>
+            <w:r>
+              <w:t>$15.75/hour</w:t>
+            </w:r>
+          </w:p>
+        </w:tc>
+        <w:tc>
+          <w:tcPr>
+            <w:tcW w:type="dxa" w:w="2131"/>
+          </w:tcPr>
+          <w:p/>
+        </w:tc>
+        <w:tc>
+          <w:tcPr>
+            <w:tcW w:type="dxa" w:w="2131"/>
+          </w:tcPr>
+          <w:p/>
+        </w:tc>
+        <w:tc>
+          <w:tcPr>
+            <w:tcW w:type="dxa" w:w="2131"/>
+          </w:tcPr>
+          <w:p/>
+        </w:tc>
+      </w:tr>
+      <w:tr>
+        <w:tc>
+          <w:tcPr>
+            <w:tcW w:type="dxa" w:w="2131"/>
+          </w:tcPr>
+          <w:p>
+            <w:r>
+              <w:t>Childcare Program Assistant</w:t>
+            </w:r>
+          </w:p>
+        </w:tc>
+        <w:tc>
+          <w:tcPr>
+            <w:tcW w:type="dxa" w:w="2131"/>
+          </w:tcPr>
+          <w:p>
+            <w:r>
+              <w:t>$13.25/hour</w:t>
+            </w:r>
+          </w:p>
+        </w:tc>
+        <w:tc>
+          <w:tcPr>
+            <w:tcW w:type="dxa" w:w="2131"/>
+          </w:tcPr>
+          <w:p/>
+        </w:tc>
+        <w:tc>
+          <w:tcPr>
+            <w:tcW w:type="dxa" w:w="2131"/>
+          </w:tcPr>
+          <w:p/>
+        </w:tc>
+        <w:tc>
+          <w:tcPr>
+            <w:tcW w:type="dxa" w:w="2131"/>
+          </w:tcPr>
+          <w:p/>
+        </w:tc>
+      </w:tr>
+    </w:tbl>
+    <w:p>
+      <w:pPr>
+        <w:pStyle w:val="Heading2"/>
+      </w:pPr>
+      <w:r>
+        <w:t>Wrap-Up • Get Them Talking</w:t>
+      </w:r>
+    </w:p>
+    <w:p>
+      <w:r>
+        <w:t>💬 Which posting gave you the clearest information?</w:t>
+      </w:r>
+    </w:p>
+    <w:p>
+      <w:r>
+        <w:t>____________________________________________________________________________</w:t>
+      </w:r>
+    </w:p>
+    <w:p>
+      <w:r>
+        <w:t>💬 What information was missing that you would ask before accepting?</w:t>
+      </w:r>
+    </w:p>
+    <w:p>
+      <w:r>
+        <w:t>____________________________________________________________________________</w:t>
+      </w:r>
+    </w:p>
+    <w:p>
+      <w:r>
+        <w:t>💬 Why can a higher hourly wage still be the worse job for someone?</w:t>
+      </w:r>
+    </w:p>
+    <w:p>
+      <w:r>
+        <w:t>____________________________________________________________________________</w:t>
       </w:r>
     </w:p>
     <w:sectPr>
-      <w:footerReference w:type="default" r:id="rId9"/>
       <w:pgSz w:w="12240" w:h="15840"/>
-      <w:pgMar w:top="792" w:right="936" w:bottom="792" w:left="936" w:header="720" w:footer="720" w:gutter="0"/>
+      <w:pgMar w:top="648" w:right="792" w:bottom="648" w:left="792" w:header="720" w:footer="720" w:gutter="0"/>
       <w:cols w:space="720"/>
       <w:docGrid w:linePitch="360"/>
     </w:sectPr>
   </w:body>
 </w:document>
-</file>
-
-<file path=word/footer1.xml><?xml version="1.0" encoding="utf-8"?>
-<w:ftr xmlns:m="http://schemas.openxmlformats.org/officeDocument/2006/math" xmlns:mc="http://schemas.openxmlformats.org/markup-compatibility/2006" xmlns:mo="http://schemas.microsoft.com/office/mac/office/2008/main" xmlns:mv="urn:schemas-microsoft-com:mac:vml" xmlns:o="urn:schemas-microsoft-com:office:office" xmlns:r="http://schemas.openxmlformats.org/officeDocument/2006/relationships" xmlns:v="urn:schemas-microsoft-com:vml" xmlns:w10="urn:schemas-microsoft-com:office:word" xmlns:w14="http://schemas.microsoft.com/office/word/2010/wordml" xmlns:w="http://schemas.openxmlformats.org/wordprocessingml/2006/main" xmlns:wne="http://schemas.microsoft.com/office/word/2006/wordml" xmlns:wp14="http://schemas.microsoft.com/office/word/2010/wordprocessingDrawing" xmlns:wp="http://schemas.openxmlformats.org/drawingml/2006/wordprocessingDrawing" xmlns:wpc="http://schemas.microsoft.com/office/word/2010/wordprocessingCanvas" xmlns:wpg="http://schemas.microsoft.com/office/word/2010/wordprocessingGroup" xmlns:wpi="http://schemas.microsoft.com/office/word/2010/wordprocessingInk" xmlns:wps="http://schemas.microsoft.com/office/word/2010/wordprocessingShape" mc:Ignorable="w14 wp14">
-  <w:p>
-    <w:pPr>
-      <w:pStyle w:val="Footer"/>
-      <w:jc w:val="center"/>
-    </w:pPr>
-    <w:r>
-      <w:t>Transition Team ♡  •  Life Skills • Career Readiness • Independence • Opportunity</w:t>
-    </w:r>
-  </w:p>
-</w:ftr>
 </file>
 
 <file path=word/numbering.xml><?xml version="1.0" encoding="utf-8"?>
@@ -523,7 +1798,7 @@
     <w:rsid w:val="00FC693F"/>
     <w:rPr>
       <w:rFonts w:ascii="Aptos" w:hAnsi="Aptos"/>
-      <w:sz w:val="21"/>
+      <w:sz w:val="22"/>
     </w:rPr>
   </w:style>
   <w:style w:type="paragraph" w:styleId="Header">
@@ -585,11 +1860,11 @@
       <w:outlineLvl w:val="0"/>
     </w:pPr>
     <w:rPr>
-      <w:rFonts w:asciiTheme="majorHAnsi" w:eastAsiaTheme="majorEastAsia" w:hAnsiTheme="majorHAnsi" w:cstheme="majorBidi"/>
+      <w:rFonts w:asciiTheme="majorHAnsi" w:eastAsiaTheme="majorEastAsia" w:hAnsiTheme="majorHAnsi" w:cstheme="majorBidi" w:ascii="Aptos Display" w:hAnsi="Aptos Display"/>
       <w:b/>
       <w:bCs/>
-      <w:color w:val="365F91" w:themeColor="accent1" w:themeShade="BF"/>
-      <w:sz w:val="28"/>
+      <w:color w:val="082F65"/>
+      <w:sz w:val="36"/>
       <w:szCs w:val="28"/>
     </w:rPr>
   </w:style>
@@ -609,11 +1884,11 @@
       <w:outlineLvl w:val="1"/>
     </w:pPr>
     <w:rPr>
-      <w:rFonts w:asciiTheme="majorHAnsi" w:eastAsiaTheme="majorEastAsia" w:hAnsiTheme="majorHAnsi" w:cstheme="majorBidi"/>
+      <w:rFonts w:asciiTheme="majorHAnsi" w:eastAsiaTheme="majorEastAsia" w:hAnsiTheme="majorHAnsi" w:cstheme="majorBidi" w:ascii="Aptos Display" w:hAnsi="Aptos Display"/>
       <w:b/>
       <w:bCs/>
-      <w:color w:val="4F81BD" w:themeColor="accent1"/>
-      <w:sz w:val="26"/>
+      <w:color w:val="D3152D"/>
+      <w:sz w:val="28"/>
       <w:szCs w:val="26"/>
     </w:rPr>
   </w:style>
@@ -874,8 +2149,8 @@
       <w:contextualSpacing/>
     </w:pPr>
     <w:rPr>
-      <w:rFonts w:asciiTheme="majorHAnsi" w:eastAsiaTheme="majorEastAsia" w:hAnsiTheme="majorHAnsi" w:cstheme="majorBidi"/>
-      <w:color w:val="17365D" w:themeColor="text2" w:themeShade="BF"/>
+      <w:rFonts w:asciiTheme="majorHAnsi" w:eastAsiaTheme="majorEastAsia" w:hAnsiTheme="majorHAnsi" w:cstheme="majorBidi" w:ascii="Aptos Display" w:hAnsi="Aptos Display"/>
+      <w:color w:val="082F65"/>
       <w:spacing w:val="5"/>
       <w:kern w:val="28"/>
       <w:sz w:val="52"/>
